--- a/applications/pltw-engagement-operations-specialist/resume.docx
+++ b/applications/pltw-engagement-operations-specialist/resume.docx
@@ -969,7 +969,7 @@
           <w:i w:val="0"/>
           <w:color w:val="1A1A1A"/>
         </w:rPr>
-        <w:t>Deal-Cycle Coordination, Contract &amp; Agreement Support, Quote &amp; Proposal Support, Budget Planning &amp; Allocation, Renewal &amp; Retention Support</w:t>
+        <w:t>Deal-Cycle Coordination, Contract &amp; Agreement Support, E-Signature &amp; Agreement Tools (PandaDoc, Adobe Sign), Quote &amp; Proposal Support, Budget Planning &amp; Allocation, Renewal &amp; Retention Support</w:t>
       </w:r>
     </w:p>
     <w:p>
@@ -1061,7 +1061,7 @@
           <w:i w:val="0"/>
           <w:color w:val="1A1A1A"/>
         </w:rPr>
-        <w:t>Salesforce, HubSpot, GoHighLevel, Notion, ClickUp, Asana, Monday.com, Slack, Google Apps</w:t>
+        <w:t>Salesforce, HubSpot, GoHighLevel, PandaDoc, Adobe Sign, Notion, ClickUp, Asana, Monday.com, Slack, Google Apps</w:t>
       </w:r>
     </w:p>
     <w:p>
